--- a/HIDROCARBUROS/docs/diccionarios/PP_canon_municipal_mef_anio.docx
+++ b/HIDROCARBUROS/docs/diccionarios/PP_canon_municipal_mef_anio.docx
@@ -96,7 +96,7 @@
           <w:sz w:val="24"/>
           <w:szCs w:val="24"/>
         </w:rPr>
-        <w:t xml:space="preserve">Sirve para completar el canon por municipalidad de 2007 en adelante, años en los que PERUPETRO entrega el total municipal a un intermediario (PCM) y no publica el reparto. Entre 2003 y 2006 el MEF registra el ingreso a nombre del Consejo Nacional de Descentralización, sin detalle por municipalidad.</w:t>
+        <w:t xml:space="preserve">Sirve para completar el canon por municipalidad de los años en los que PERUPETRO entrega el total municipal a un intermediario (CND hasta 2006, PCM desde 2007) y no publica el reparto. En 2003–2004 el MEF no tiene detalle por municipalidad; en 2005–2006 el grueso está en el tipo «0: NORMAL», que reúne todos los canones, y esas filas quedan rotuladas «(todos los canones)».</w:t>
       </w:r>
     </w:p>
     <w:p>
@@ -130,7 +130,7 @@
           <w:sz w:val="24"/>
           <w:szCs w:val="24"/>
         </w:rPr>
-        <w:t xml:space="preserve">Notebook PP_MEF_Canon_Municipal.ipynb, que maneja un navegador real (Playwright) porque la consulta funciona con postbacks de ASP.NET. Se acumula: cada corrida reemplaza los años que vuelve a leer. Lo recaudado puede diferir de lo transferido por PERUPETRO en el mismo año por las fechas de registro; el control lo compara (CONTROL PP canon_municipal_mef.csv).</w:t>
+        <w:t xml:space="preserve">Notebook PP_MEF_Canon_Municipal.ipynb: navega con requests el formulario ASP.NET de la Consulta Amigable de Ingresos, como el navegador (la consulta ignora los filtros puestos en la URL). Se acumula: cada corrida reemplaza los años que vuelve a leer. Lo recaudado puede diferir de lo transferido por PERUPETRO en el mismo año por las fechas de registro; el control lo compara (CONTROL PP canon_municipal_mef.csv).</w:t>
       </w:r>
     </w:p>
     <w:p>
@@ -1197,7 +1197,7 @@
                 <w:sz w:val="24"/>
                 <w:szCs w:val="24"/>
               </w:rPr>
-              <w:t xml:space="preserve">Tipo de recurso del MEF del que sale el monto (5 o K).</w:t>
+              <w:t xml:space="preserve">Tipo de recurso del MEF del que sale el monto: 5 o K desde 2007; 4 o «0: NORMAL (todos los canones)» en 2005–2006.</w:t>
             </w:r>
           </w:p>
         </w:tc>
@@ -1399,7 +1399,7 @@
                 <w:sz w:val="24"/>
                 <w:szCs w:val="24"/>
               </w:rPr>
-              <w:t xml:space="preserve">MEF, Consulta Amigable de Ingresos (recaudado).</w:t>
+              <w:t xml:space="preserve">MEF, Consulta Amigable de Ingresos (recaudado); en las filas NORMAL se aclara que reúne todos los canones.</w:t>
             </w:r>
           </w:p>
         </w:tc>
